--- a/uan/webpages/TAREA PÁGINA WEB.docx
+++ b/uan/webpages/TAREA PÁGINA WEB.docx
@@ -1,226 +1,1082 @@
 
 <file path=word/document.xml><?xml version="1.0" encoding="utf-8"?>
-<w:document xmlns:wpc="http://schemas.microsoft.com/office/word/2010/wordprocessingCanvas" xmlns:cx="http://schemas.microsoft.com/office/drawing/2014/chartex" xmlns:cx1="http://schemas.microsoft.com/office/drawing/2015/9/8/chartex" xmlns:mc="http://schemas.openxmlformats.org/markup-compatibility/2006" xmlns:o="urn:schemas-microsoft-com:office:office" xmlns:r="http://schemas.openxmlformats.org/officeDocument/2006/relationships" xmlns:m="http://schemas.openxmlformats.org/officeDocument/2006/math" xmlns:v="urn:schemas-microsoft-com:vml" xmlns:wp14="http://schemas.microsoft.com/office/word/2010/wordprocessingDrawing" xmlns:wp="http://schemas.openxmlformats.org/drawingml/2006/wordprocessingDrawing" xmlns:w10="urn:schemas-microsoft-com:office:word" xmlns:w="http://schemas.openxmlformats.org/wordprocessingml/2006/main" xmlns:w14="http://schemas.microsoft.com/office/word/2010/wordml" xmlns:w15="http://schemas.microsoft.com/office/word/2012/wordml" xmlns:w16se="http://schemas.microsoft.com/office/word/2015/wordml/symex" xmlns:wpg="http://schemas.microsoft.com/office/word/2010/wordprocessingGroup" xmlns:wpi="http://schemas.microsoft.com/office/word/2010/wordprocessingInk" xmlns:wne="http://schemas.microsoft.com/office/word/2006/wordml" xmlns:wps="http://schemas.microsoft.com/office/word/2010/wordprocessingShape" mc:Ignorable="w14 w15 w16se wp14">
+<w:document xmlns:wpc="http://schemas.microsoft.com/office/word/2010/wordprocessingCanvas" xmlns:cx="http://schemas.microsoft.com/office/drawing/2014/chartex" xmlns:cx1="http://schemas.microsoft.com/office/drawing/2015/9/8/chartex" xmlns:cx2="http://schemas.microsoft.com/office/drawing/2015/10/21/chartex" xmlns:cx3="http://schemas.microsoft.com/office/drawing/2016/5/9/chartex" xmlns:cx4="http://schemas.microsoft.com/office/drawing/2016/5/10/chartex" xmlns:cx5="http://schemas.microsoft.com/office/drawing/2016/5/11/chartex" xmlns:cx6="http://schemas.microsoft.com/office/drawing/2016/5/12/chartex" xmlns:cx7="http://schemas.microsoft.com/office/drawing/2016/5/13/chartex" xmlns:cx8="http://schemas.microsoft.com/office/drawing/2016/5/14/chartex" xmlns:mc="http://schemas.openxmlformats.org/markup-compatibility/2006" xmlns:aink="http://schemas.microsoft.com/office/drawing/2016/ink" xmlns:am3d="http://schemas.microsoft.com/office/drawing/2017/model3d" xmlns:o="urn:schemas-microsoft-com:office:office" xmlns:r="http://schemas.openxmlformats.org/officeDocument/2006/relationships" xmlns:m="http://schemas.openxmlformats.org/officeDocument/2006/math" xmlns:v="urn:schemas-microsoft-com:vml" xmlns:wp14="http://schemas.microsoft.com/office/word/2010/wordprocessingDrawing" xmlns:wp="http://schemas.openxmlformats.org/drawingml/2006/wordprocessingDrawing" xmlns:w10="urn:schemas-microsoft-com:office:word" xmlns:w="http://schemas.openxmlformats.org/wordprocessingml/2006/main" xmlns:w14="http://schemas.microsoft.com/office/word/2010/wordml" xmlns:w15="http://schemas.microsoft.com/office/word/2012/wordml" xmlns:w16cex="http://schemas.microsoft.com/office/word/2018/wordml/cex" xmlns:w16cid="http://schemas.microsoft.com/office/word/2016/wordml/cid" xmlns:w16="http://schemas.microsoft.com/office/word/2018/wordml" xmlns:w16sdtdh="http://schemas.microsoft.com/office/word/2020/wordml/sdtdatahash" xmlns:w16se="http://schemas.microsoft.com/office/word/2015/wordml/symex" xmlns:wpg="http://schemas.microsoft.com/office/word/2010/wordprocessingGroup" xmlns:wpi="http://schemas.microsoft.com/office/word/2010/wordprocessingInk" xmlns:wne="http://schemas.microsoft.com/office/word/2006/wordml" xmlns:wps="http://schemas.microsoft.com/office/word/2010/wordprocessingShape" mc:Ignorable="w14 w15 w16se w16cid w16 w16cex w16sdtdh wp14">
   <w:body>
-    <w:p>
-      <w:pPr>
-        <w:shd w:val="clear" w:color="auto" w:fill="FFFFFF"/>
-        <w:spacing w:before="100" w:beforeAutospacing="1" w:after="100" w:afterAutospacing="1" w:line="240" w:lineRule="auto"/>
-        <w:rPr>
-          <w:rFonts w:ascii="Arial" w:eastAsia="Times New Roman" w:hAnsi="Arial" w:cs="Arial"/>
-          <w:color w:val="343A40"/>
-          <w:sz w:val="23"/>
-          <w:szCs w:val="23"/>
-          <w:lang w:eastAsia="es-CO"/>
-        </w:rPr>
-      </w:pPr>
-    </w:p>
-    <w:p>
-      <w:pPr>
-        <w:shd w:val="clear" w:color="auto" w:fill="FFFFFF"/>
-        <w:spacing w:before="100" w:beforeAutospacing="1" w:after="100" w:afterAutospacing="1" w:line="240" w:lineRule="auto"/>
-        <w:rPr>
-          <w:rFonts w:ascii="Arial" w:eastAsia="Times New Roman" w:hAnsi="Arial" w:cs="Arial"/>
-          <w:color w:val="343A40"/>
-          <w:sz w:val="23"/>
-          <w:szCs w:val="23"/>
-          <w:lang w:eastAsia="es-CO"/>
-        </w:rPr>
-      </w:pPr>
-      <w:r>
-        <w:rPr>
-          <w:rFonts w:ascii="Arial" w:eastAsia="Times New Roman" w:hAnsi="Arial" w:cs="Arial"/>
-          <w:color w:val="343A40"/>
-          <w:sz w:val="23"/>
-          <w:szCs w:val="23"/>
-          <w:lang w:eastAsia="es-CO"/>
-        </w:rPr>
-        <w:t>Docente: Carlos Cárdenas</w:t>
-      </w:r>
-      <w:r>
-        <w:rPr>
-          <w:rFonts w:ascii="Arial" w:eastAsia="Times New Roman" w:hAnsi="Arial" w:cs="Arial"/>
-          <w:color w:val="343A40"/>
-          <w:sz w:val="23"/>
-          <w:szCs w:val="23"/>
-          <w:lang w:eastAsia="es-CO"/>
-        </w:rPr>
-        <w:br/>
-        <w:t>Licenciatura en Artes Escénicas</w:t>
-      </w:r>
-    </w:p>
-    <w:p>
-      <w:pPr>
-        <w:pStyle w:val="Prrafodelista"/>
-        <w:numPr>
-          <w:ilvl w:val="1"/>
-          <w:numId w:val="1"/>
-        </w:numPr>
-        <w:shd w:val="clear" w:color="auto" w:fill="FFFFFF"/>
-        <w:spacing w:before="100" w:beforeAutospacing="1" w:after="100" w:afterAutospacing="1" w:line="240" w:lineRule="auto"/>
-        <w:rPr>
-          <w:rFonts w:ascii="Arial" w:eastAsia="Times New Roman" w:hAnsi="Arial" w:cs="Arial"/>
-          <w:color w:val="343A40"/>
-          <w:sz w:val="23"/>
-          <w:szCs w:val="23"/>
-          <w:lang w:eastAsia="es-CO"/>
-        </w:rPr>
-      </w:pPr>
-      <w:r>
-        <w:rPr>
-          <w:rFonts w:ascii="Arial" w:eastAsia="Times New Roman" w:hAnsi="Arial" w:cs="Arial"/>
-          <w:color w:val="343A40"/>
-          <w:sz w:val="23"/>
-          <w:szCs w:val="23"/>
-          <w:lang w:eastAsia="es-CO"/>
-        </w:rPr>
-        <w:t>Qué cosas te parecen sorprendentes de las posibilidades de la IA </w:t>
-      </w:r>
-    </w:p>
-    <w:p>
-      <w:pPr>
-        <w:shd w:val="clear" w:color="auto" w:fill="FFFFFF"/>
-        <w:spacing w:before="100" w:beforeAutospacing="1" w:after="100" w:afterAutospacing="1" w:line="240" w:lineRule="auto"/>
-        <w:rPr>
-          <w:rFonts w:ascii="Arial" w:eastAsia="Times New Roman" w:hAnsi="Arial" w:cs="Arial"/>
-          <w:color w:val="343A40"/>
-          <w:sz w:val="23"/>
-          <w:szCs w:val="23"/>
-          <w:lang w:eastAsia="es-CO"/>
-        </w:rPr>
-      </w:pPr>
-      <w:r>
-        <w:rPr>
-          <w:rFonts w:ascii="Arial" w:eastAsia="Times New Roman" w:hAnsi="Arial" w:cs="Arial"/>
-          <w:color w:val="343A40"/>
-          <w:sz w:val="23"/>
-          <w:szCs w:val="23"/>
-          <w:lang w:eastAsia="es-CO"/>
-        </w:rPr>
-        <w:t>A nivel académico es de gran utilidad ya que presenta una cantidad de recursos para utilizarlos a favor y en servicio de la academia, de modo que los estudiantes tendrán una información mucho más fehaciente, organizada y contundente para su desarrollo académico del teatro medieval.</w:t>
-      </w:r>
-    </w:p>
-    <w:p>
-      <w:pPr>
-        <w:numPr>
-          <w:ilvl w:val="0"/>
-          <w:numId w:val="1"/>
-        </w:numPr>
-        <w:shd w:val="clear" w:color="auto" w:fill="FFFFFF"/>
-        <w:spacing w:before="100" w:beforeAutospacing="1" w:after="100" w:afterAutospacing="1" w:line="240" w:lineRule="auto"/>
-        <w:rPr>
-          <w:rFonts w:ascii="Arial" w:eastAsia="Times New Roman" w:hAnsi="Arial" w:cs="Arial"/>
-          <w:color w:val="343A40"/>
-          <w:sz w:val="23"/>
-          <w:szCs w:val="23"/>
-          <w:lang w:eastAsia="es-CO"/>
-        </w:rPr>
-      </w:pPr>
-      <w:r>
-        <w:rPr>
-          <w:rFonts w:ascii="Arial" w:eastAsia="Times New Roman" w:hAnsi="Arial" w:cs="Arial"/>
-          <w:color w:val="343A40"/>
-          <w:sz w:val="23"/>
-          <w:szCs w:val="23"/>
-          <w:lang w:eastAsia="es-CO"/>
-        </w:rPr>
-        <w:t>Qué cosas te preocupan y qué sugerencias darías para un mejor futuro.</w:t>
-      </w:r>
-    </w:p>
-    <w:p>
-      <w:pPr>
-        <w:shd w:val="clear" w:color="auto" w:fill="FFFFFF"/>
-        <w:spacing w:before="100" w:beforeAutospacing="1" w:after="100" w:afterAutospacing="1" w:line="240" w:lineRule="auto"/>
-        <w:rPr>
-          <w:rFonts w:ascii="Arial" w:eastAsia="Times New Roman" w:hAnsi="Arial" w:cs="Arial"/>
-          <w:color w:val="343A40"/>
-          <w:sz w:val="23"/>
-          <w:szCs w:val="23"/>
-          <w:lang w:eastAsia="es-CO"/>
-        </w:rPr>
-      </w:pPr>
-      <w:r>
-        <w:rPr>
-          <w:rFonts w:ascii="Arial" w:eastAsia="Times New Roman" w:hAnsi="Arial" w:cs="Arial"/>
-          <w:color w:val="343A40"/>
-          <w:sz w:val="23"/>
-          <w:szCs w:val="23"/>
-          <w:lang w:eastAsia="es-CO"/>
-        </w:rPr>
-        <w:t xml:space="preserve">Iniciaría sobre el conocimiento de la IA, al servicio de la academia donde se presenta información de manera eficaz. El miedo radicaría en la estructura de pensamiento frente a las nuevas tecnologías que van surgiendo día con día, y los posibles rezagos de esos conocimientos, que se transforman con el tiempo. Es necesario seguir haciendo cursos de actualización para estar en la vanguardia de la IA con relación al conocimiento académico. </w:t>
-      </w:r>
-    </w:p>
-    <w:p>
-      <w:pPr>
-        <w:numPr>
-          <w:ilvl w:val="0"/>
-          <w:numId w:val="1"/>
-        </w:numPr>
-        <w:shd w:val="clear" w:color="auto" w:fill="FFFFFF"/>
-        <w:spacing w:before="100" w:beforeAutospacing="1" w:after="100" w:afterAutospacing="1" w:line="240" w:lineRule="auto"/>
-        <w:rPr>
-          <w:rFonts w:ascii="Arial" w:eastAsia="Times New Roman" w:hAnsi="Arial" w:cs="Arial"/>
-          <w:color w:val="343A40"/>
-          <w:sz w:val="23"/>
-          <w:szCs w:val="23"/>
-          <w:lang w:eastAsia="es-CO"/>
-        </w:rPr>
-      </w:pPr>
-      <w:r>
-        <w:rPr>
-          <w:rFonts w:ascii="Arial" w:eastAsia="Times New Roman" w:hAnsi="Arial" w:cs="Arial"/>
-          <w:color w:val="343A40"/>
-          <w:sz w:val="23"/>
-          <w:szCs w:val="23"/>
-          <w:lang w:eastAsia="es-CO"/>
-        </w:rPr>
-        <w:t>Cuáles son tus principales retos personales en tu aprendizaje y adaptación a este nuevo mundo de la IA</w:t>
-      </w:r>
-    </w:p>
-    <w:p>
-      <w:r>
-        <w:t>Seguir estudiando y aplicando estas herramientas para fortalecer las dinámicas y metodologías que uno pueda aplicar dentro de la clase y ofrecer muchas alternativas a los estudiantes, para que ellos puedan aplicarlas en sus tareas cotidianas, y tener resultados exitosos.</w:t>
-      </w:r>
-    </w:p>
     <w:p/>
-    <w:p>
-      <w:r>
-        <w:t xml:space="preserve">Link página web: </w:t>
-      </w:r>
-      <w:hyperlink r:id="rId5" w:history="1">
-        <w:r>
-          <w:rPr>
-            <w:rStyle w:val="Hipervnculo"/>
-          </w:rPr>
-          <w:t>https://carloscardenas2.wixsite.com/teatro-del-medioevo</w:t>
-        </w:r>
-      </w:hyperlink>
-    </w:p>
-    <w:p>
+    <w:p/>
+    <w:p>
+      <w:pPr>
+        <w:shd w:val="clear" w:color="auto" w:fill="FFFFFF"/>
+        <w:spacing w:after="100" w:afterAutospacing="1" w:line="240" w:lineRule="auto"/>
+        <w:jc w:val="center"/>
+        <w:outlineLvl w:val="0"/>
+        <w:rPr>
+          <w:rFonts w:ascii="Poppins" w:eastAsia="Times New Roman" w:hAnsi="Poppins" w:cs="Poppins"/>
+          <w:kern w:val="36"/>
+          <w:sz w:val="28"/>
+          <w:szCs w:val="28"/>
+          <w:lang w:eastAsia="es-CO"/>
+        </w:rPr>
+      </w:pPr>
+    </w:p>
+    <w:p>
+      <w:pPr>
+        <w:shd w:val="clear" w:color="auto" w:fill="FFFFFF"/>
+        <w:spacing w:after="100" w:afterAutospacing="1" w:line="240" w:lineRule="auto"/>
+        <w:jc w:val="center"/>
+        <w:outlineLvl w:val="0"/>
+        <w:rPr>
+          <w:rFonts w:ascii="Poppins" w:eastAsia="Times New Roman" w:hAnsi="Poppins" w:cs="Poppins"/>
+          <w:kern w:val="36"/>
+          <w:sz w:val="28"/>
+          <w:szCs w:val="28"/>
+          <w:lang w:eastAsia="es-CO"/>
+        </w:rPr>
+      </w:pPr>
+    </w:p>
+    <w:p>
+      <w:pPr>
+        <w:shd w:val="clear" w:color="auto" w:fill="FFFFFF"/>
+        <w:spacing w:after="100" w:afterAutospacing="1" w:line="240" w:lineRule="auto"/>
+        <w:jc w:val="center"/>
+        <w:outlineLvl w:val="0"/>
+        <w:rPr>
+          <w:rFonts w:ascii="Poppins" w:eastAsia="Times New Roman" w:hAnsi="Poppins" w:cs="Poppins"/>
+          <w:b/>
+          <w:bCs/>
+          <w:kern w:val="36"/>
+          <w:sz w:val="28"/>
+          <w:szCs w:val="28"/>
+          <w:lang w:eastAsia="es-CO"/>
+        </w:rPr>
+      </w:pPr>
+      <w:r>
+        <w:rPr>
+          <w:rFonts w:ascii="Poppins" w:eastAsia="Times New Roman" w:hAnsi="Poppins" w:cs="Poppins"/>
+          <w:b/>
+          <w:bCs/>
+          <w:kern w:val="36"/>
+          <w:sz w:val="28"/>
+          <w:szCs w:val="28"/>
+          <w:lang w:eastAsia="es-CO"/>
+        </w:rPr>
+        <w:t>La Inteligencia Artificial en el Contexto Educativo</w:t>
+      </w:r>
+      <w:r>
+        <w:rPr>
+          <w:rFonts w:ascii="Times New Roman" w:eastAsia="Times New Roman" w:hAnsi="Times New Roman" w:cs="Times New Roman"/>
+          <w:b/>
+          <w:bCs/>
+          <w:kern w:val="36"/>
+          <w:sz w:val="28"/>
+          <w:szCs w:val="28"/>
+          <w:lang w:eastAsia="es-CO"/>
+        </w:rPr>
+        <w:t>│</w:t>
+      </w:r>
+      <w:r>
+        <w:rPr>
+          <w:rFonts w:ascii="Poppins" w:eastAsia="Times New Roman" w:hAnsi="Poppins" w:cs="Poppins"/>
+          <w:b/>
+          <w:bCs/>
+          <w:kern w:val="36"/>
+          <w:sz w:val="28"/>
+          <w:szCs w:val="28"/>
+          <w:lang w:eastAsia="es-CO"/>
+        </w:rPr>
+        <w:t>2025-I</w:t>
+      </w:r>
+    </w:p>
+    <w:p>
+      <w:pPr>
+        <w:shd w:val="clear" w:color="auto" w:fill="FFFFFF"/>
+        <w:spacing w:after="100" w:afterAutospacing="1" w:line="240" w:lineRule="auto"/>
+        <w:jc w:val="center"/>
+        <w:outlineLvl w:val="0"/>
+        <w:rPr>
+          <w:rFonts w:ascii="Poppins" w:eastAsia="Times New Roman" w:hAnsi="Poppins" w:cs="Poppins"/>
+          <w:kern w:val="36"/>
+          <w:sz w:val="28"/>
+          <w:szCs w:val="28"/>
+          <w:lang w:eastAsia="es-CO"/>
+        </w:rPr>
+      </w:pPr>
+    </w:p>
+    <w:p>
+      <w:pPr>
+        <w:shd w:val="clear" w:color="auto" w:fill="FFFFFF"/>
+        <w:spacing w:after="100" w:afterAutospacing="1" w:line="240" w:lineRule="auto"/>
+        <w:jc w:val="center"/>
+        <w:outlineLvl w:val="0"/>
+        <w:rPr>
+          <w:rFonts w:ascii="Poppins" w:eastAsia="Times New Roman" w:hAnsi="Poppins" w:cs="Poppins"/>
+          <w:kern w:val="36"/>
+          <w:sz w:val="28"/>
+          <w:szCs w:val="28"/>
+          <w:lang w:eastAsia="es-CO"/>
+        </w:rPr>
+      </w:pPr>
+      <w:r>
+        <w:rPr>
+          <w:rFonts w:ascii="Poppins" w:eastAsia="Times New Roman" w:hAnsi="Poppins" w:cs="Poppins"/>
+          <w:kern w:val="36"/>
+          <w:sz w:val="28"/>
+          <w:szCs w:val="28"/>
+          <w:lang w:eastAsia="es-CO"/>
+        </w:rPr>
+        <w:t xml:space="preserve">ACTIVIDAD </w:t>
+      </w:r>
+      <w:r>
+        <w:rPr>
+          <w:rFonts w:ascii="Poppins" w:eastAsia="Times New Roman" w:hAnsi="Poppins" w:cs="Poppins"/>
+          <w:kern w:val="36"/>
+          <w:sz w:val="28"/>
+          <w:szCs w:val="28"/>
+          <w:lang w:eastAsia="es-CO"/>
+        </w:rPr>
+        <w:t>7</w:t>
+      </w:r>
+      <w:r>
+        <w:rPr>
+          <w:rFonts w:ascii="Poppins" w:eastAsia="Times New Roman" w:hAnsi="Poppins" w:cs="Poppins"/>
+          <w:kern w:val="36"/>
+          <w:sz w:val="28"/>
+          <w:szCs w:val="28"/>
+          <w:lang w:eastAsia="es-CO"/>
+        </w:rPr>
+        <w:t xml:space="preserve">. </w:t>
+      </w:r>
+      <w:r>
+        <w:rPr>
+          <w:rFonts w:ascii="Poppins" w:eastAsia="Times New Roman" w:hAnsi="Poppins" w:cs="Poppins"/>
+          <w:kern w:val="36"/>
+          <w:sz w:val="28"/>
+          <w:szCs w:val="28"/>
+          <w:lang w:eastAsia="es-CO"/>
+        </w:rPr>
+        <w:t>Página web sobre el curso IA en educación</w:t>
+      </w:r>
+    </w:p>
+    <w:p>
+      <w:pPr>
+        <w:shd w:val="clear" w:color="auto" w:fill="FFFFFF"/>
+        <w:spacing w:after="100" w:afterAutospacing="1" w:line="240" w:lineRule="auto"/>
+        <w:jc w:val="center"/>
+        <w:outlineLvl w:val="0"/>
+        <w:rPr>
+          <w:rFonts w:ascii="Poppins" w:eastAsia="Times New Roman" w:hAnsi="Poppins" w:cs="Poppins"/>
+          <w:kern w:val="36"/>
+          <w:sz w:val="28"/>
+          <w:szCs w:val="28"/>
+          <w:lang w:eastAsia="es-CO"/>
+        </w:rPr>
+      </w:pPr>
+    </w:p>
+    <w:p>
+      <w:pPr>
+        <w:shd w:val="clear" w:color="auto" w:fill="FFFFFF"/>
+        <w:spacing w:after="100" w:afterAutospacing="1" w:line="240" w:lineRule="auto"/>
+        <w:jc w:val="center"/>
+        <w:outlineLvl w:val="0"/>
+        <w:rPr>
+          <w:rFonts w:ascii="Poppins" w:eastAsia="Times New Roman" w:hAnsi="Poppins" w:cs="Poppins"/>
+          <w:kern w:val="36"/>
+          <w:sz w:val="28"/>
+          <w:szCs w:val="28"/>
+          <w:lang w:eastAsia="es-CO"/>
+        </w:rPr>
+      </w:pPr>
+    </w:p>
+    <w:p/>
+    <w:p>
+      <w:pPr>
+        <w:shd w:val="clear" w:color="auto" w:fill="FFFFFF"/>
+        <w:spacing w:after="100" w:afterAutospacing="1" w:line="240" w:lineRule="auto"/>
+        <w:jc w:val="center"/>
+        <w:outlineLvl w:val="0"/>
+        <w:rPr>
+          <w:rFonts w:ascii="Poppins" w:eastAsia="Times New Roman" w:hAnsi="Poppins" w:cs="Poppins"/>
+          <w:kern w:val="36"/>
+          <w:sz w:val="28"/>
+          <w:szCs w:val="28"/>
+          <w:lang w:eastAsia="es-CO"/>
+        </w:rPr>
+      </w:pPr>
+      <w:r>
+        <w:rPr>
+          <w:rFonts w:ascii="Poppins" w:eastAsia="Times New Roman" w:hAnsi="Poppins" w:cs="Poppins"/>
+          <w:kern w:val="36"/>
+          <w:sz w:val="28"/>
+          <w:szCs w:val="28"/>
+          <w:lang w:eastAsia="es-CO"/>
+        </w:rPr>
+        <w:t>Estudiante.</w:t>
+      </w:r>
+    </w:p>
+    <w:p>
+      <w:pPr>
+        <w:shd w:val="clear" w:color="auto" w:fill="FFFFFF"/>
+        <w:spacing w:after="100" w:afterAutospacing="1" w:line="240" w:lineRule="auto"/>
+        <w:jc w:val="center"/>
+        <w:outlineLvl w:val="0"/>
+        <w:rPr>
+          <w:rFonts w:ascii="Poppins" w:eastAsia="Times New Roman" w:hAnsi="Poppins" w:cs="Poppins"/>
+          <w:kern w:val="36"/>
+          <w:sz w:val="28"/>
+          <w:szCs w:val="28"/>
+          <w:lang w:eastAsia="es-CO"/>
+        </w:rPr>
+      </w:pPr>
+      <w:r>
+        <w:rPr>
+          <w:rFonts w:ascii="Poppins" w:eastAsia="Times New Roman" w:hAnsi="Poppins" w:cs="Poppins"/>
+          <w:kern w:val="36"/>
+          <w:sz w:val="28"/>
+          <w:szCs w:val="28"/>
+          <w:lang w:eastAsia="es-CO"/>
+        </w:rPr>
+        <w:t>JULIO ERN</w:t>
+      </w:r>
+      <w:r>
+        <w:rPr>
+          <w:rFonts w:ascii="Poppins" w:eastAsia="Times New Roman" w:hAnsi="Poppins" w:cs="Poppins"/>
+          <w:kern w:val="36"/>
+          <w:sz w:val="28"/>
+          <w:szCs w:val="28"/>
+          <w:lang w:eastAsia="es-CO"/>
+        </w:rPr>
+        <w:t>E</w:t>
+      </w:r>
+      <w:r>
+        <w:rPr>
+          <w:rFonts w:ascii="Poppins" w:eastAsia="Times New Roman" w:hAnsi="Poppins" w:cs="Poppins"/>
+          <w:kern w:val="36"/>
+          <w:sz w:val="28"/>
+          <w:szCs w:val="28"/>
+          <w:lang w:eastAsia="es-CO"/>
+        </w:rPr>
+        <w:t>STO RIAÑO PUENTES</w:t>
+      </w:r>
+    </w:p>
+    <w:p>
+      <w:pPr>
+        <w:shd w:val="clear" w:color="auto" w:fill="FFFFFF"/>
+        <w:spacing w:after="100" w:afterAutospacing="1" w:line="240" w:lineRule="auto"/>
+        <w:jc w:val="center"/>
+        <w:outlineLvl w:val="0"/>
+        <w:rPr>
+          <w:rFonts w:ascii="Poppins" w:eastAsia="Times New Roman" w:hAnsi="Poppins" w:cs="Poppins"/>
+          <w:kern w:val="36"/>
+          <w:sz w:val="28"/>
+          <w:szCs w:val="28"/>
+          <w:lang w:eastAsia="es-CO"/>
+        </w:rPr>
+      </w:pPr>
+    </w:p>
+    <w:p>
+      <w:pPr>
+        <w:shd w:val="clear" w:color="auto" w:fill="FFFFFF"/>
+        <w:spacing w:after="100" w:afterAutospacing="1" w:line="240" w:lineRule="auto"/>
+        <w:jc w:val="center"/>
+        <w:outlineLvl w:val="0"/>
+        <w:rPr>
+          <w:rFonts w:ascii="Poppins" w:eastAsia="Times New Roman" w:hAnsi="Poppins" w:cs="Poppins"/>
+          <w:kern w:val="36"/>
+          <w:sz w:val="28"/>
+          <w:szCs w:val="28"/>
+          <w:lang w:eastAsia="es-CO"/>
+        </w:rPr>
+      </w:pPr>
+    </w:p>
+    <w:p>
+      <w:pPr>
+        <w:shd w:val="clear" w:color="auto" w:fill="FFFFFF"/>
+        <w:spacing w:after="100" w:afterAutospacing="1" w:line="240" w:lineRule="auto"/>
+        <w:jc w:val="center"/>
+        <w:outlineLvl w:val="0"/>
+        <w:rPr>
+          <w:rFonts w:ascii="Poppins" w:eastAsia="Times New Roman" w:hAnsi="Poppins" w:cs="Poppins"/>
+          <w:kern w:val="36"/>
+          <w:sz w:val="28"/>
+          <w:szCs w:val="28"/>
+          <w:lang w:eastAsia="es-CO"/>
+        </w:rPr>
+      </w:pPr>
+      <w:r>
+        <w:rPr>
+          <w:rFonts w:ascii="Poppins" w:eastAsia="Times New Roman" w:hAnsi="Poppins" w:cs="Poppins"/>
+          <w:kern w:val="36"/>
+          <w:sz w:val="28"/>
+          <w:szCs w:val="28"/>
+          <w:lang w:eastAsia="es-CO"/>
+        </w:rPr>
+        <w:t>TUTOR.</w:t>
+      </w:r>
+    </w:p>
+    <w:p>
+      <w:pPr>
+        <w:shd w:val="clear" w:color="auto" w:fill="FFFFFF"/>
+        <w:spacing w:after="100" w:afterAutospacing="1" w:line="240" w:lineRule="auto"/>
+        <w:jc w:val="center"/>
+        <w:outlineLvl w:val="0"/>
+        <w:rPr>
+          <w:rFonts w:ascii="Poppins" w:eastAsia="Times New Roman" w:hAnsi="Poppins" w:cs="Poppins"/>
+          <w:kern w:val="36"/>
+          <w:sz w:val="28"/>
+          <w:szCs w:val="28"/>
+          <w:lang w:eastAsia="es-CO"/>
+        </w:rPr>
+      </w:pPr>
       <w:hyperlink r:id="rId6" w:history="1">
         <w:r>
           <w:rPr>
-            <w:rStyle w:val="Hipervnculo"/>
+            <w:rFonts w:eastAsia="Times New Roman"/>
+            <w:kern w:val="36"/>
+            <w:sz w:val="28"/>
+            <w:szCs w:val="28"/>
+            <w:lang w:eastAsia="es-CO"/>
           </w:rPr>
-          <w:t>https://emersonuan.github.io/firstwebpage/</w:t>
+          <w:t>EMERSON JULIÁN LEÓN</w:t>
         </w:r>
       </w:hyperlink>
     </w:p>
     <w:p>
+      <w:pPr>
+        <w:shd w:val="clear" w:color="auto" w:fill="FFFFFF"/>
+        <w:spacing w:after="100" w:afterAutospacing="1" w:line="240" w:lineRule="auto"/>
+        <w:jc w:val="center"/>
+        <w:outlineLvl w:val="0"/>
+        <w:rPr>
+          <w:rFonts w:ascii="Poppins" w:eastAsia="Times New Roman" w:hAnsi="Poppins" w:cs="Poppins"/>
+          <w:kern w:val="36"/>
+          <w:sz w:val="28"/>
+          <w:szCs w:val="28"/>
+          <w:lang w:eastAsia="es-CO"/>
+        </w:rPr>
+      </w:pPr>
+    </w:p>
+    <w:p>
+      <w:pPr>
+        <w:shd w:val="clear" w:color="auto" w:fill="FFFFFF"/>
+        <w:spacing w:after="100" w:afterAutospacing="1" w:line="240" w:lineRule="auto"/>
+        <w:jc w:val="center"/>
+        <w:outlineLvl w:val="0"/>
+        <w:rPr>
+          <w:rFonts w:ascii="Poppins" w:eastAsia="Times New Roman" w:hAnsi="Poppins" w:cs="Poppins"/>
+          <w:kern w:val="36"/>
+          <w:sz w:val="28"/>
+          <w:szCs w:val="28"/>
+          <w:lang w:eastAsia="es-CO"/>
+        </w:rPr>
+      </w:pPr>
+      <w:r>
+        <w:rPr>
+          <w:rFonts w:ascii="Poppins" w:eastAsia="Times New Roman" w:hAnsi="Poppins" w:cs="Poppins"/>
+          <w:kern w:val="36"/>
+          <w:sz w:val="28"/>
+          <w:szCs w:val="28"/>
+          <w:lang w:eastAsia="es-CO"/>
+        </w:rPr>
+        <w:t xml:space="preserve">UNIVERSIDAD ANTONIO NARIÑO </w:t>
+      </w:r>
+    </w:p>
+    <w:p>
+      <w:pPr>
+        <w:shd w:val="clear" w:color="auto" w:fill="FFFFFF"/>
+        <w:spacing w:after="100" w:afterAutospacing="1" w:line="240" w:lineRule="auto"/>
+        <w:jc w:val="center"/>
+        <w:outlineLvl w:val="0"/>
+        <w:rPr>
+          <w:rFonts w:ascii="Poppins" w:eastAsia="Times New Roman" w:hAnsi="Poppins" w:cs="Poppins"/>
+          <w:kern w:val="36"/>
+          <w:sz w:val="28"/>
+          <w:szCs w:val="28"/>
+          <w:lang w:eastAsia="es-CO"/>
+        </w:rPr>
+      </w:pPr>
+      <w:r>
+        <w:rPr>
+          <w:rFonts w:ascii="Poppins" w:eastAsia="Times New Roman" w:hAnsi="Poppins" w:cs="Poppins"/>
+          <w:kern w:val="36"/>
+          <w:sz w:val="28"/>
+          <w:szCs w:val="28"/>
+          <w:lang w:eastAsia="es-CO"/>
+        </w:rPr>
+        <w:t>2025 1</w:t>
+      </w:r>
+    </w:p>
+    <w:p>
+      <w:pPr>
+        <w:shd w:val="clear" w:color="auto" w:fill="FFFFFF"/>
+        <w:spacing w:after="100" w:afterAutospacing="1" w:line="240" w:lineRule="auto"/>
+        <w:jc w:val="center"/>
+        <w:outlineLvl w:val="0"/>
+        <w:rPr>
+          <w:rFonts w:ascii="Poppins" w:eastAsia="Times New Roman" w:hAnsi="Poppins" w:cs="Poppins"/>
+          <w:kern w:val="36"/>
+          <w:sz w:val="28"/>
+          <w:szCs w:val="28"/>
+          <w:lang w:eastAsia="es-CO"/>
+        </w:rPr>
+      </w:pPr>
+    </w:p>
+    <w:p>
+      <w:pPr>
+        <w:shd w:val="clear" w:color="auto" w:fill="FFFFFF"/>
+        <w:spacing w:after="100" w:afterAutospacing="1" w:line="240" w:lineRule="auto"/>
+        <w:jc w:val="center"/>
+        <w:outlineLvl w:val="0"/>
+        <w:rPr>
+          <w:rFonts w:ascii="Poppins" w:eastAsia="Times New Roman" w:hAnsi="Poppins" w:cs="Poppins"/>
+          <w:kern w:val="36"/>
+          <w:sz w:val="28"/>
+          <w:szCs w:val="28"/>
+          <w:lang w:eastAsia="es-CO"/>
+        </w:rPr>
+      </w:pPr>
+    </w:p>
+    <w:p>
+      <w:pPr>
+        <w:shd w:val="clear" w:color="auto" w:fill="FFFFFF"/>
+        <w:spacing w:after="100" w:afterAutospacing="1" w:line="240" w:lineRule="auto"/>
+        <w:jc w:val="center"/>
+        <w:outlineLvl w:val="0"/>
+        <w:rPr>
+          <w:rFonts w:ascii="Poppins" w:eastAsia="Times New Roman" w:hAnsi="Poppins" w:cs="Poppins"/>
+          <w:kern w:val="36"/>
+          <w:sz w:val="28"/>
+          <w:szCs w:val="28"/>
+          <w:lang w:eastAsia="es-CO"/>
+        </w:rPr>
+      </w:pPr>
+      <w:r>
+        <w:rPr>
+          <w:rFonts w:ascii="Poppins" w:eastAsia="Times New Roman" w:hAnsi="Poppins" w:cs="Poppins"/>
+          <w:kern w:val="36"/>
+          <w:sz w:val="28"/>
+          <w:szCs w:val="28"/>
+          <w:lang w:eastAsia="es-CO"/>
+        </w:rPr>
+        <w:t xml:space="preserve">LINK DE ACTIVIDAD </w:t>
+      </w:r>
+      <w:r>
+        <w:rPr>
+          <w:rFonts w:ascii="Poppins" w:eastAsia="Times New Roman" w:hAnsi="Poppins" w:cs="Poppins"/>
+          <w:kern w:val="36"/>
+          <w:sz w:val="28"/>
+          <w:szCs w:val="28"/>
+          <w:lang w:eastAsia="es-CO"/>
+        </w:rPr>
+        <w:t>PREGUNTAS</w:t>
+      </w:r>
+      <w:r>
+        <w:rPr>
+          <w:rFonts w:ascii="Poppins" w:eastAsia="Times New Roman" w:hAnsi="Poppins" w:cs="Poppins"/>
+          <w:kern w:val="36"/>
+          <w:sz w:val="28"/>
+          <w:szCs w:val="28"/>
+          <w:lang w:eastAsia="es-CO"/>
+        </w:rPr>
+        <w:t>:</w:t>
+      </w:r>
+    </w:p>
+    <w:p>
+      <w:pPr>
+        <w:shd w:val="clear" w:color="auto" w:fill="FFFFFF"/>
+        <w:spacing w:after="100" w:afterAutospacing="1" w:line="240" w:lineRule="auto"/>
+        <w:jc w:val="center"/>
+        <w:outlineLvl w:val="0"/>
+        <w:rPr>
+          <w:rStyle w:val="Hipervnculo"/>
+        </w:rPr>
+      </w:pPr>
+      <w:r>
+        <w:rPr>
+          <w:rStyle w:val="Hipervnculo"/>
+        </w:rPr>
+        <w:t xml:space="preserve"> </w:t>
+      </w:r>
+      <w:r>
+        <w:rPr>
+          <w:rStyle w:val="Hipervnculo"/>
+          <w:rFonts w:ascii="Poppins" w:eastAsia="Times New Roman" w:hAnsi="Poppins" w:cs="Poppins"/>
+          <w:kern w:val="36"/>
+          <w:sz w:val="28"/>
+          <w:szCs w:val="28"/>
+          <w:lang w:eastAsia="es-CO"/>
+        </w:rPr>
+        <w:t>https://jr270875.github.io/ACADA/preguntas</w:t>
+      </w:r>
+    </w:p>
+    <w:p>
+      <w:pPr>
+        <w:shd w:val="clear" w:color="auto" w:fill="FFFFFF"/>
+        <w:spacing w:after="100" w:afterAutospacing="1" w:line="240" w:lineRule="auto"/>
+        <w:jc w:val="center"/>
+        <w:outlineLvl w:val="0"/>
+        <w:rPr>
+          <w:rFonts w:ascii="Poppins" w:eastAsia="Times New Roman" w:hAnsi="Poppins" w:cs="Poppins"/>
+          <w:kern w:val="36"/>
+          <w:sz w:val="28"/>
+          <w:szCs w:val="28"/>
+          <w:lang w:eastAsia="es-CO"/>
+        </w:rPr>
+      </w:pPr>
+      <w:r>
+        <w:rPr>
+          <w:rFonts w:ascii="Poppins" w:eastAsia="Times New Roman" w:hAnsi="Poppins" w:cs="Poppins"/>
+          <w:kern w:val="36"/>
+          <w:sz w:val="28"/>
+          <w:szCs w:val="28"/>
+          <w:lang w:eastAsia="es-CO"/>
+        </w:rPr>
+        <w:t xml:space="preserve">Dentro de las secciones de topografía y altimetría se encuentra link a asistentes realizado por poe.com, </w:t>
+      </w:r>
+      <w:proofErr w:type="spellStart"/>
+      <w:r>
+        <w:rPr>
+          <w:rFonts w:ascii="Poppins" w:eastAsia="Times New Roman" w:hAnsi="Poppins" w:cs="Poppins"/>
+          <w:kern w:val="36"/>
+          <w:sz w:val="28"/>
+          <w:szCs w:val="28"/>
+          <w:lang w:eastAsia="es-CO"/>
+        </w:rPr>
+        <w:t>vocaroo</w:t>
+      </w:r>
+      <w:proofErr w:type="spellEnd"/>
+      <w:r>
+        <w:rPr>
+          <w:rFonts w:ascii="Poppins" w:eastAsia="Times New Roman" w:hAnsi="Poppins" w:cs="Poppins"/>
+          <w:kern w:val="36"/>
+          <w:sz w:val="28"/>
+          <w:szCs w:val="28"/>
+          <w:lang w:eastAsia="es-CO"/>
+        </w:rPr>
+        <w:t xml:space="preserve">, enlaces a </w:t>
+      </w:r>
+      <w:proofErr w:type="spellStart"/>
+      <w:r>
+        <w:rPr>
+          <w:rFonts w:ascii="Poppins" w:eastAsia="Times New Roman" w:hAnsi="Poppins" w:cs="Poppins"/>
+          <w:kern w:val="36"/>
+          <w:sz w:val="28"/>
+          <w:szCs w:val="28"/>
+          <w:lang w:eastAsia="es-CO"/>
+        </w:rPr>
+        <w:t>youtube</w:t>
+      </w:r>
+      <w:proofErr w:type="spellEnd"/>
+      <w:r>
+        <w:rPr>
+          <w:rFonts w:ascii="Poppins" w:eastAsia="Times New Roman" w:hAnsi="Poppins" w:cs="Poppins"/>
+          <w:kern w:val="36"/>
+          <w:sz w:val="28"/>
+          <w:szCs w:val="28"/>
+          <w:lang w:eastAsia="es-CO"/>
+        </w:rPr>
+        <w:t>, código QR y otros</w:t>
+      </w:r>
+    </w:p>
+    <w:p>
+      <w:pPr>
+        <w:shd w:val="clear" w:color="auto" w:fill="FFFFFF"/>
+        <w:spacing w:after="100" w:afterAutospacing="1" w:line="240" w:lineRule="auto"/>
+        <w:jc w:val="center"/>
+        <w:outlineLvl w:val="0"/>
+        <w:rPr>
+          <w:rFonts w:ascii="Poppins" w:eastAsia="Times New Roman" w:hAnsi="Poppins" w:cs="Poppins"/>
+          <w:kern w:val="36"/>
+          <w:sz w:val="28"/>
+          <w:szCs w:val="28"/>
+          <w:lang w:eastAsia="es-CO"/>
+        </w:rPr>
+      </w:pPr>
+      <w:r>
+        <w:rPr>
+          <w:rFonts w:ascii="Poppins" w:eastAsia="Times New Roman" w:hAnsi="Poppins" w:cs="Poppins"/>
+          <w:kern w:val="36"/>
+          <w:sz w:val="28"/>
+          <w:szCs w:val="28"/>
+          <w:lang w:eastAsia="es-CO"/>
+        </w:rPr>
+        <w:t>LINK OTRAS SECCIONES</w:t>
+      </w:r>
+    </w:p>
+    <w:p>
+      <w:pPr>
+        <w:shd w:val="clear" w:color="auto" w:fill="FFFFFF"/>
+        <w:spacing w:after="100" w:afterAutospacing="1" w:line="240" w:lineRule="auto"/>
+        <w:jc w:val="center"/>
+        <w:outlineLvl w:val="0"/>
+        <w:rPr>
+          <w:rFonts w:ascii="Poppins" w:eastAsia="Times New Roman" w:hAnsi="Poppins" w:cs="Poppins"/>
+          <w:kern w:val="36"/>
+          <w:sz w:val="28"/>
+          <w:szCs w:val="28"/>
+          <w:lang w:eastAsia="es-CO"/>
+        </w:rPr>
+      </w:pPr>
       <w:hyperlink r:id="rId7" w:history="1">
         <w:r>
           <w:rPr>
             <w:rStyle w:val="Hipervnculo"/>
+            <w:rFonts w:ascii="Poppins" w:eastAsia="Times New Roman" w:hAnsi="Poppins" w:cs="Poppins"/>
+            <w:kern w:val="36"/>
+            <w:sz w:val="28"/>
+            <w:szCs w:val="28"/>
+            <w:lang w:eastAsia="es-CO"/>
           </w:rPr>
-          <w:t>https://www.teachy.app/es?gad_source=1&amp;gad_campaignid=21119001555&amp;gbraid=0AAAAAqkDyinRdlHPSqvg-3cryy6bRSCCw&amp;gclid=Cj0KCQjw5ubABhDIARIsAHMighamFzcmsl366c8uqBLJJnDdWX1qW5SUOT2edzYmgcVUQOjE60VFccsaAr7mEALw_wcB</w:t>
+          <w:t>https://jr270875.github.io/ACADA/topografia</w:t>
         </w:r>
       </w:hyperlink>
     </w:p>
     <w:p>
-      <w:bookmarkStart w:id="0" w:name="_GoBack"/>
-      <w:bookmarkEnd w:id="0"/>
+      <w:pPr>
+        <w:shd w:val="clear" w:color="auto" w:fill="FFFFFF"/>
+        <w:spacing w:after="100" w:afterAutospacing="1" w:line="240" w:lineRule="auto"/>
+        <w:jc w:val="center"/>
+        <w:outlineLvl w:val="0"/>
+        <w:rPr>
+          <w:rFonts w:ascii="Poppins" w:eastAsia="Times New Roman" w:hAnsi="Poppins" w:cs="Poppins"/>
+          <w:kern w:val="36"/>
+          <w:sz w:val="28"/>
+          <w:szCs w:val="28"/>
+          <w:lang w:eastAsia="es-CO"/>
+        </w:rPr>
+      </w:pPr>
+      <w:hyperlink r:id="rId8" w:history="1">
+        <w:r>
+          <w:rPr>
+            <w:rStyle w:val="Hipervnculo"/>
+            <w:rFonts w:ascii="Poppins" w:eastAsia="Times New Roman" w:hAnsi="Poppins" w:cs="Poppins"/>
+            <w:kern w:val="36"/>
+            <w:sz w:val="28"/>
+            <w:szCs w:val="28"/>
+            <w:lang w:eastAsia="es-CO"/>
+          </w:rPr>
+          <w:t>https://jr270875.github.io/ACADA/altimetria</w:t>
+        </w:r>
+      </w:hyperlink>
+    </w:p>
+    <w:p>
+      <w:pPr>
+        <w:shd w:val="clear" w:color="auto" w:fill="FFFFFF"/>
+        <w:spacing w:after="100" w:afterAutospacing="1" w:line="240" w:lineRule="auto"/>
+        <w:jc w:val="center"/>
+        <w:outlineLvl w:val="0"/>
+        <w:rPr>
+          <w:rFonts w:ascii="Poppins" w:eastAsia="Times New Roman" w:hAnsi="Poppins" w:cs="Poppins"/>
+          <w:kern w:val="36"/>
+          <w:sz w:val="28"/>
+          <w:szCs w:val="28"/>
+          <w:lang w:eastAsia="es-CO"/>
+        </w:rPr>
+      </w:pPr>
+    </w:p>
+    <w:p>
+      <w:pPr>
+        <w:shd w:val="clear" w:color="auto" w:fill="FFFFFF"/>
+        <w:spacing w:after="100" w:afterAutospacing="1" w:line="240" w:lineRule="auto"/>
+        <w:outlineLvl w:val="0"/>
+        <w:rPr>
+          <w:rFonts w:ascii="Poppins" w:eastAsia="Times New Roman" w:hAnsi="Poppins" w:cs="Poppins"/>
+          <w:kern w:val="36"/>
+          <w:sz w:val="28"/>
+          <w:szCs w:val="28"/>
+          <w:lang w:eastAsia="es-CO"/>
+        </w:rPr>
+      </w:pPr>
+      <w:r>
+        <w:rPr>
+          <w:rFonts w:ascii="Poppins" w:eastAsia="Times New Roman" w:hAnsi="Poppins" w:cs="Poppins"/>
+          <w:kern w:val="36"/>
+          <w:sz w:val="28"/>
+          <w:szCs w:val="28"/>
+          <w:lang w:eastAsia="es-CO"/>
+        </w:rPr>
+        <w:t xml:space="preserve">Algunas </w:t>
+      </w:r>
+      <w:r>
+        <w:rPr>
+          <w:rFonts w:ascii="Poppins" w:eastAsia="Times New Roman" w:hAnsi="Poppins" w:cs="Poppins"/>
+          <w:kern w:val="36"/>
+          <w:sz w:val="28"/>
+          <w:szCs w:val="28"/>
+          <w:lang w:eastAsia="es-CO"/>
+        </w:rPr>
+        <w:t>Imágenes de lo que se realizó en el proceso</w:t>
+      </w:r>
+      <w:r>
+        <w:rPr>
+          <w:rFonts w:ascii="Poppins" w:eastAsia="Times New Roman" w:hAnsi="Poppins" w:cs="Poppins"/>
+          <w:kern w:val="36"/>
+          <w:sz w:val="28"/>
+          <w:szCs w:val="28"/>
+          <w:lang w:eastAsia="es-CO"/>
+        </w:rPr>
+        <w:t>:</w:t>
+      </w:r>
+    </w:p>
+    <w:p>
+      <w:pPr>
+        <w:shd w:val="clear" w:color="auto" w:fill="FFFFFF"/>
+        <w:spacing w:after="100" w:afterAutospacing="1" w:line="240" w:lineRule="auto"/>
+        <w:outlineLvl w:val="0"/>
+        <w:rPr>
+          <w:rFonts w:ascii="Poppins" w:eastAsia="Times New Roman" w:hAnsi="Poppins" w:cs="Poppins"/>
+          <w:kern w:val="36"/>
+          <w:sz w:val="28"/>
+          <w:szCs w:val="28"/>
+          <w:lang w:eastAsia="es-CO"/>
+        </w:rPr>
+      </w:pPr>
+      <w:r>
+        <w:rPr>
+          <w:noProof/>
+        </w:rPr>
+        <w:drawing>
+          <wp:inline distT="0" distB="0" distL="0" distR="0" wp14:anchorId="6FB830E4" wp14:editId="6434005D">
+            <wp:extent cx="5486400" cy="2809875"/>
+            <wp:effectExtent l="38100" t="38100" r="38100" b="47625"/>
+            <wp:docPr id="2" name="Imagen 2"/>
+            <wp:cNvGraphicFramePr>
+              <a:graphicFrameLocks xmlns:a="http://schemas.openxmlformats.org/drawingml/2006/main" noChangeAspect="1"/>
+            </wp:cNvGraphicFramePr>
+            <a:graphic xmlns:a="http://schemas.openxmlformats.org/drawingml/2006/main">
+              <a:graphicData uri="http://schemas.openxmlformats.org/drawingml/2006/picture">
+                <pic:pic xmlns:pic="http://schemas.openxmlformats.org/drawingml/2006/picture">
+                  <pic:nvPicPr>
+                    <pic:cNvPr id="1" name=""/>
+                    <pic:cNvPicPr/>
+                  </pic:nvPicPr>
+                  <pic:blipFill rotWithShape="1">
+                    <a:blip r:embed="rId9"/>
+                    <a:srcRect l="170" t="5131" r="2070" b="5817"/>
+                    <a:stretch/>
+                  </pic:blipFill>
+                  <pic:spPr bwMode="auto">
+                    <a:xfrm>
+                      <a:off x="0" y="0"/>
+                      <a:ext cx="5486400" cy="2809875"/>
+                    </a:xfrm>
+                    <a:prstGeom prst="rect">
+                      <a:avLst/>
+                    </a:prstGeom>
+                    <a:ln w="22225">
+                      <a:solidFill>
+                        <a:schemeClr val="tx1"/>
+                      </a:solidFill>
+                    </a:ln>
+                    <a:extLst>
+                      <a:ext uri="{53640926-AAD7-44D8-BBD7-CCE9431645EC}">
+                        <a14:shadowObscured xmlns:a14="http://schemas.microsoft.com/office/drawing/2010/main"/>
+                      </a:ext>
+                    </a:extLst>
+                  </pic:spPr>
+                </pic:pic>
+              </a:graphicData>
+            </a:graphic>
+          </wp:inline>
+        </w:drawing>
+      </w:r>
+    </w:p>
+    <w:p>
+      <w:pPr>
+        <w:shd w:val="clear" w:color="auto" w:fill="FFFFFF"/>
+        <w:spacing w:after="100" w:afterAutospacing="1" w:line="240" w:lineRule="auto"/>
+        <w:outlineLvl w:val="0"/>
+        <w:rPr>
+          <w:rFonts w:ascii="Poppins" w:eastAsia="Times New Roman" w:hAnsi="Poppins" w:cs="Poppins"/>
+          <w:kern w:val="36"/>
+          <w:sz w:val="28"/>
+          <w:szCs w:val="28"/>
+          <w:lang w:eastAsia="es-CO"/>
+        </w:rPr>
+      </w:pPr>
+    </w:p>
+    <w:p>
+      <w:pPr>
+        <w:shd w:val="clear" w:color="auto" w:fill="FFFFFF"/>
+        <w:spacing w:after="100" w:afterAutospacing="1" w:line="240" w:lineRule="auto"/>
+        <w:outlineLvl w:val="0"/>
+        <w:rPr>
+          <w:rFonts w:ascii="Poppins" w:eastAsia="Times New Roman" w:hAnsi="Poppins" w:cs="Poppins"/>
+          <w:kern w:val="36"/>
+          <w:sz w:val="28"/>
+          <w:szCs w:val="28"/>
+          <w:lang w:eastAsia="es-CO"/>
+          <w14:textOutline w14:w="0" w14:cap="rnd" w14:cmpd="sng" w14:algn="ctr">
+            <w14:solidFill>
+              <w14:schemeClr w14:val="tx1"/>
+            </w14:solidFill>
+            <w14:prstDash w14:val="solid"/>
+            <w14:bevel/>
+          </w14:textOutline>
+        </w:rPr>
+      </w:pPr>
+      <w:r>
+        <w:rPr>
+          <w:noProof/>
+        </w:rPr>
+        <w:drawing>
+          <wp:inline distT="0" distB="0" distL="0" distR="0" wp14:anchorId="60229BF5" wp14:editId="67D545E3">
+            <wp:extent cx="5429250" cy="2771775"/>
+            <wp:effectExtent l="38100" t="38100" r="38100" b="47625"/>
+            <wp:docPr id="3" name="Imagen 3"/>
+            <wp:cNvGraphicFramePr>
+              <a:graphicFrameLocks xmlns:a="http://schemas.openxmlformats.org/drawingml/2006/main" noChangeAspect="1"/>
+            </wp:cNvGraphicFramePr>
+            <a:graphic xmlns:a="http://schemas.openxmlformats.org/drawingml/2006/main">
+              <a:graphicData uri="http://schemas.openxmlformats.org/drawingml/2006/picture">
+                <pic:pic xmlns:pic="http://schemas.openxmlformats.org/drawingml/2006/picture">
+                  <pic:nvPicPr>
+                    <pic:cNvPr id="1" name=""/>
+                    <pic:cNvPicPr/>
+                  </pic:nvPicPr>
+                  <pic:blipFill rotWithShape="1">
+                    <a:blip r:embed="rId10"/>
+                    <a:srcRect t="5434" r="3258" b="6721"/>
+                    <a:stretch/>
+                  </pic:blipFill>
+                  <pic:spPr bwMode="auto">
+                    <a:xfrm>
+                      <a:off x="0" y="0"/>
+                      <a:ext cx="5429250" cy="2771775"/>
+                    </a:xfrm>
+                    <a:prstGeom prst="rect">
+                      <a:avLst/>
+                    </a:prstGeom>
+                    <a:ln w="25400">
+                      <a:solidFill>
+                        <a:schemeClr val="tx1"/>
+                      </a:solidFill>
+                    </a:ln>
+                    <a:extLst>
+                      <a:ext uri="{53640926-AAD7-44D8-BBD7-CCE9431645EC}">
+                        <a14:shadowObscured xmlns:a14="http://schemas.microsoft.com/office/drawing/2010/main"/>
+                      </a:ext>
+                    </a:extLst>
+                  </pic:spPr>
+                </pic:pic>
+              </a:graphicData>
+            </a:graphic>
+          </wp:inline>
+        </w:drawing>
+      </w:r>
+    </w:p>
+    <w:p>
+      <w:pPr>
+        <w:shd w:val="clear" w:color="auto" w:fill="FFFFFF"/>
+        <w:spacing w:after="100" w:afterAutospacing="1" w:line="240" w:lineRule="auto"/>
+        <w:outlineLvl w:val="0"/>
+        <w:rPr>
+          <w:rFonts w:ascii="Poppins" w:eastAsia="Times New Roman" w:hAnsi="Poppins" w:cs="Poppins"/>
+          <w:kern w:val="36"/>
+          <w:sz w:val="28"/>
+          <w:szCs w:val="28"/>
+          <w:lang w:eastAsia="es-CO"/>
+          <w14:textOutline w14:w="0" w14:cap="rnd" w14:cmpd="sng" w14:algn="ctr">
+            <w14:solidFill>
+              <w14:schemeClr w14:val="tx1"/>
+            </w14:solidFill>
+            <w14:prstDash w14:val="solid"/>
+            <w14:bevel/>
+          </w14:textOutline>
+        </w:rPr>
+      </w:pPr>
+      <w:r>
+        <w:rPr>
+          <w:noProof/>
+        </w:rPr>
+        <w:drawing>
+          <wp:inline distT="0" distB="0" distL="0" distR="0" wp14:anchorId="5DBE2B97" wp14:editId="44A5623F">
+            <wp:extent cx="5476875" cy="2819400"/>
+            <wp:effectExtent l="38100" t="38100" r="47625" b="38100"/>
+            <wp:docPr id="4" name="Imagen 4"/>
+            <wp:cNvGraphicFramePr>
+              <a:graphicFrameLocks xmlns:a="http://schemas.openxmlformats.org/drawingml/2006/main" noChangeAspect="1"/>
+            </wp:cNvGraphicFramePr>
+            <a:graphic xmlns:a="http://schemas.openxmlformats.org/drawingml/2006/main">
+              <a:graphicData uri="http://schemas.openxmlformats.org/drawingml/2006/picture">
+                <pic:pic xmlns:pic="http://schemas.openxmlformats.org/drawingml/2006/picture">
+                  <pic:nvPicPr>
+                    <pic:cNvPr id="1" name=""/>
+                    <pic:cNvPicPr/>
+                  </pic:nvPicPr>
+                  <pic:blipFill rotWithShape="1">
+                    <a:blip r:embed="rId11"/>
+                    <a:srcRect l="339" t="3622" r="2070" b="7023"/>
+                    <a:stretch/>
+                  </pic:blipFill>
+                  <pic:spPr bwMode="auto">
+                    <a:xfrm>
+                      <a:off x="0" y="0"/>
+                      <a:ext cx="5476875" cy="2819400"/>
+                    </a:xfrm>
+                    <a:prstGeom prst="rect">
+                      <a:avLst/>
+                    </a:prstGeom>
+                    <a:ln w="25400">
+                      <a:solidFill>
+                        <a:schemeClr val="tx1"/>
+                      </a:solidFill>
+                    </a:ln>
+                    <a:extLst>
+                      <a:ext uri="{53640926-AAD7-44D8-BBD7-CCE9431645EC}">
+                        <a14:shadowObscured xmlns:a14="http://schemas.microsoft.com/office/drawing/2010/main"/>
+                      </a:ext>
+                    </a:extLst>
+                  </pic:spPr>
+                </pic:pic>
+              </a:graphicData>
+            </a:graphic>
+          </wp:inline>
+        </w:drawing>
+      </w:r>
+    </w:p>
+    <w:p>
+      <w:pPr>
+        <w:shd w:val="clear" w:color="auto" w:fill="FFFFFF"/>
+        <w:spacing w:after="100" w:afterAutospacing="1" w:line="240" w:lineRule="auto"/>
+        <w:outlineLvl w:val="0"/>
+        <w:rPr>
+          <w:rFonts w:ascii="Poppins" w:eastAsia="Times New Roman" w:hAnsi="Poppins" w:cs="Poppins"/>
+          <w:kern w:val="36"/>
+          <w:sz w:val="28"/>
+          <w:szCs w:val="28"/>
+          <w:lang w:eastAsia="es-CO"/>
+          <w14:textOutline w14:w="0" w14:cap="rnd" w14:cmpd="sng" w14:algn="ctr">
+            <w14:solidFill>
+              <w14:schemeClr w14:val="tx1"/>
+            </w14:solidFill>
+            <w14:prstDash w14:val="solid"/>
+            <w14:bevel/>
+          </w14:textOutline>
+        </w:rPr>
+      </w:pPr>
+      <w:r>
+        <w:rPr>
+          <w:noProof/>
+        </w:rPr>
+        <w:lastRenderedPageBreak/>
+        <w:drawing>
+          <wp:inline distT="0" distB="0" distL="0" distR="0" wp14:anchorId="543A1661" wp14:editId="674ADBF7">
+            <wp:extent cx="5334000" cy="2838450"/>
+            <wp:effectExtent l="38100" t="38100" r="38100" b="38100"/>
+            <wp:docPr id="5" name="Imagen 5"/>
+            <wp:cNvGraphicFramePr>
+              <a:graphicFrameLocks xmlns:a="http://schemas.openxmlformats.org/drawingml/2006/main" noChangeAspect="1"/>
+            </wp:cNvGraphicFramePr>
+            <a:graphic xmlns:a="http://schemas.openxmlformats.org/drawingml/2006/main">
+              <a:graphicData uri="http://schemas.openxmlformats.org/drawingml/2006/picture">
+                <pic:pic xmlns:pic="http://schemas.openxmlformats.org/drawingml/2006/picture">
+                  <pic:nvPicPr>
+                    <pic:cNvPr id="1" name=""/>
+                    <pic:cNvPicPr/>
+                  </pic:nvPicPr>
+                  <pic:blipFill rotWithShape="1">
+                    <a:blip r:embed="rId12"/>
+                    <a:srcRect l="1189" t="3622" r="3768" b="6420"/>
+                    <a:stretch/>
+                  </pic:blipFill>
+                  <pic:spPr bwMode="auto">
+                    <a:xfrm>
+                      <a:off x="0" y="0"/>
+                      <a:ext cx="5334000" cy="2838450"/>
+                    </a:xfrm>
+                    <a:prstGeom prst="rect">
+                      <a:avLst/>
+                    </a:prstGeom>
+                    <a:ln w="25400">
+                      <a:solidFill>
+                        <a:schemeClr val="tx1"/>
+                      </a:solidFill>
+                    </a:ln>
+                    <a:extLst>
+                      <a:ext uri="{53640926-AAD7-44D8-BBD7-CCE9431645EC}">
+                        <a14:shadowObscured xmlns:a14="http://schemas.microsoft.com/office/drawing/2010/main"/>
+                      </a:ext>
+                    </a:extLst>
+                  </pic:spPr>
+                </pic:pic>
+              </a:graphicData>
+            </a:graphic>
+          </wp:inline>
+        </w:drawing>
+      </w:r>
+    </w:p>
+    <w:p>
+      <w:pPr>
+        <w:shd w:val="clear" w:color="auto" w:fill="FFFFFF"/>
+        <w:spacing w:after="100" w:afterAutospacing="1" w:line="240" w:lineRule="auto"/>
+        <w:outlineLvl w:val="0"/>
+        <w:rPr>
+          <w:rFonts w:ascii="Poppins" w:eastAsia="Times New Roman" w:hAnsi="Poppins" w:cs="Poppins"/>
+          <w:kern w:val="36"/>
+          <w:sz w:val="28"/>
+          <w:szCs w:val="28"/>
+          <w:lang w:eastAsia="es-CO"/>
+          <w14:textOutline w14:w="0" w14:cap="rnd" w14:cmpd="sng" w14:algn="ctr">
+            <w14:solidFill>
+              <w14:schemeClr w14:val="tx1"/>
+            </w14:solidFill>
+            <w14:prstDash w14:val="solid"/>
+            <w14:bevel/>
+          </w14:textOutline>
+        </w:rPr>
+      </w:pPr>
+      <w:r>
+        <w:rPr>
+          <w:noProof/>
+        </w:rPr>
+        <w:drawing>
+          <wp:inline distT="0" distB="0" distL="0" distR="0" wp14:anchorId="74A3525D" wp14:editId="44E7F776">
+            <wp:extent cx="5343525" cy="2648770"/>
+            <wp:effectExtent l="38100" t="38100" r="28575" b="37465"/>
+            <wp:docPr id="6" name="Imagen 6"/>
+            <wp:cNvGraphicFramePr>
+              <a:graphicFrameLocks xmlns:a="http://schemas.openxmlformats.org/drawingml/2006/main" noChangeAspect="1"/>
+            </wp:cNvGraphicFramePr>
+            <a:graphic xmlns:a="http://schemas.openxmlformats.org/drawingml/2006/main">
+              <a:graphicData uri="http://schemas.openxmlformats.org/drawingml/2006/picture">
+                <pic:pic xmlns:pic="http://schemas.openxmlformats.org/drawingml/2006/picture">
+                  <pic:nvPicPr>
+                    <pic:cNvPr id="1" name=""/>
+                    <pic:cNvPicPr/>
+                  </pic:nvPicPr>
+                  <pic:blipFill rotWithShape="1">
+                    <a:blip r:embed="rId13"/>
+                    <a:srcRect t="6339" r="1392" b="6722"/>
+                    <a:stretch/>
+                  </pic:blipFill>
+                  <pic:spPr bwMode="auto">
+                    <a:xfrm>
+                      <a:off x="0" y="0"/>
+                      <a:ext cx="5352493" cy="2653215"/>
+                    </a:xfrm>
+                    <a:prstGeom prst="rect">
+                      <a:avLst/>
+                    </a:prstGeom>
+                    <a:ln w="25400">
+                      <a:solidFill>
+                        <a:schemeClr val="tx1"/>
+                      </a:solidFill>
+                    </a:ln>
+                    <a:extLst>
+                      <a:ext uri="{53640926-AAD7-44D8-BBD7-CCE9431645EC}">
+                        <a14:shadowObscured xmlns:a14="http://schemas.microsoft.com/office/drawing/2010/main"/>
+                      </a:ext>
+                    </a:extLst>
+                  </pic:spPr>
+                </pic:pic>
+              </a:graphicData>
+            </a:graphic>
+          </wp:inline>
+        </w:drawing>
+      </w:r>
     </w:p>
     <w:sectPr>
+      <w:headerReference w:type="default" r:id="rId14"/>
       <w:pgSz w:w="12240" w:h="15840"/>
       <w:pgMar w:top="1417" w:right="1701" w:bottom="1417" w:left="1701" w:header="708" w:footer="708" w:gutter="0"/>
       <w:cols w:space="708"/>
@@ -230,129 +1086,116 @@
 </w:document>
 </file>
 
-<file path=word/numbering.xml><?xml version="1.0" encoding="utf-8"?>
-<w:numbering xmlns:wpc="http://schemas.microsoft.com/office/word/2010/wordprocessingCanvas" xmlns:cx="http://schemas.microsoft.com/office/drawing/2014/chartex" xmlns:cx1="http://schemas.microsoft.com/office/drawing/2015/9/8/chartex" xmlns:mc="http://schemas.openxmlformats.org/markup-compatibility/2006" xmlns:o="urn:schemas-microsoft-com:office:office" xmlns:r="http://schemas.openxmlformats.org/officeDocument/2006/relationships" xmlns:m="http://schemas.openxmlformats.org/officeDocument/2006/math" xmlns:v="urn:schemas-microsoft-com:vml" xmlns:wp14="http://schemas.microsoft.com/office/word/2010/wordprocessingDrawing" xmlns:wp="http://schemas.openxmlformats.org/drawingml/2006/wordprocessingDrawing" xmlns:w10="urn:schemas-microsoft-com:office:word" xmlns:w="http://schemas.openxmlformats.org/wordprocessingml/2006/main" xmlns:w14="http://schemas.microsoft.com/office/word/2010/wordml" xmlns:w15="http://schemas.microsoft.com/office/word/2012/wordml" xmlns:w16se="http://schemas.microsoft.com/office/word/2015/wordml/symex" xmlns:wpg="http://schemas.microsoft.com/office/word/2010/wordprocessingGroup" xmlns:wpi="http://schemas.microsoft.com/office/word/2010/wordprocessingInk" xmlns:wne="http://schemas.microsoft.com/office/word/2006/wordml" xmlns:wps="http://schemas.microsoft.com/office/word/2010/wordprocessingShape" mc:Ignorable="w14 w15 w16se wp14">
-  <w:abstractNum w:abstractNumId="0" w15:restartNumberingAfterBreak="0">
-    <w:nsid w:val="0FE326CD"/>
-    <w:multiLevelType w:val="multilevel"/>
-    <w:tmpl w:val="6826E14E"/>
-    <w:lvl w:ilvl="0">
-      <w:start w:val="1"/>
-      <w:numFmt w:val="decimal"/>
-      <w:lvlText w:val="%1."/>
-      <w:lvlJc w:val="left"/>
-      <w:pPr>
-        <w:tabs>
-          <w:tab w:val="num" w:pos="720"/>
-        </w:tabs>
-        <w:ind w:left="720" w:hanging="360"/>
-      </w:pPr>
-    </w:lvl>
-    <w:lvl w:ilvl="1">
-      <w:start w:val="1"/>
-      <w:numFmt w:val="decimal"/>
-      <w:lvlText w:val="%2."/>
-      <w:lvlJc w:val="left"/>
-      <w:pPr>
-        <w:ind w:left="1440" w:hanging="360"/>
-      </w:pPr>
+<file path=word/endnotes.xml><?xml version="1.0" encoding="utf-8"?>
+<w:endnotes xmlns:wpc="http://schemas.microsoft.com/office/word/2010/wordprocessingCanvas" xmlns:cx="http://schemas.microsoft.com/office/drawing/2014/chartex" xmlns:cx1="http://schemas.microsoft.com/office/drawing/2015/9/8/chartex" xmlns:cx2="http://schemas.microsoft.com/office/drawing/2015/10/21/chartex" xmlns:cx3="http://schemas.microsoft.com/office/drawing/2016/5/9/chartex" xmlns:cx4="http://schemas.microsoft.com/office/drawing/2016/5/10/chartex" xmlns:cx5="http://schemas.microsoft.com/office/drawing/2016/5/11/chartex" xmlns:cx6="http://schemas.microsoft.com/office/drawing/2016/5/12/chartex" xmlns:cx7="http://schemas.microsoft.com/office/drawing/2016/5/13/chartex" xmlns:cx8="http://schemas.microsoft.com/office/drawing/2016/5/14/chartex" xmlns:mc="http://schemas.openxmlformats.org/markup-compatibility/2006" xmlns:aink="http://schemas.microsoft.com/office/drawing/2016/ink" xmlns:am3d="http://schemas.microsoft.com/office/drawing/2017/model3d" xmlns:o="urn:schemas-microsoft-com:office:office" xmlns:r="http://schemas.openxmlformats.org/officeDocument/2006/relationships" xmlns:m="http://schemas.openxmlformats.org/officeDocument/2006/math" xmlns:v="urn:schemas-microsoft-com:vml" xmlns:wp14="http://schemas.microsoft.com/office/word/2010/wordprocessingDrawing" xmlns:wp="http://schemas.openxmlformats.org/drawingml/2006/wordprocessingDrawing" xmlns:w10="urn:schemas-microsoft-com:office:word" xmlns:w="http://schemas.openxmlformats.org/wordprocessingml/2006/main" xmlns:w14="http://schemas.microsoft.com/office/word/2010/wordml" xmlns:w15="http://schemas.microsoft.com/office/word/2012/wordml" xmlns:w16cex="http://schemas.microsoft.com/office/word/2018/wordml/cex" xmlns:w16cid="http://schemas.microsoft.com/office/word/2016/wordml/cid" xmlns:w16="http://schemas.microsoft.com/office/word/2018/wordml" xmlns:w16sdtdh="http://schemas.microsoft.com/office/word/2020/wordml/sdtdatahash" xmlns:w16se="http://schemas.microsoft.com/office/word/2015/wordml/symex" xmlns:wpg="http://schemas.microsoft.com/office/word/2010/wordprocessingGroup" xmlns:wpi="http://schemas.microsoft.com/office/word/2010/wordprocessingInk" xmlns:wne="http://schemas.microsoft.com/office/word/2006/wordml" xmlns:wps="http://schemas.microsoft.com/office/word/2010/wordprocessingShape" mc:Ignorable="w14 w15 w16se w16cid w16 w16cex w16sdtdh wp14">
+  <w:endnote w:type="separator" w:id="-1">
+    <w:p>
+      <w:pPr>
+        <w:spacing w:after="0" w:line="240" w:lineRule="auto"/>
+      </w:pPr>
+      <w:r>
+        <w:separator/>
+      </w:r>
+    </w:p>
+  </w:endnote>
+  <w:endnote w:type="continuationSeparator" w:id="0">
+    <w:p>
+      <w:pPr>
+        <w:spacing w:after="0" w:line="240" w:lineRule="auto"/>
+      </w:pPr>
+      <w:r>
+        <w:continuationSeparator/>
+      </w:r>
+    </w:p>
+  </w:endnote>
+</w:endnotes>
+</file>
+
+<file path=word/footnotes.xml><?xml version="1.0" encoding="utf-8"?>
+<w:footnotes xmlns:wpc="http://schemas.microsoft.com/office/word/2010/wordprocessingCanvas" xmlns:cx="http://schemas.microsoft.com/office/drawing/2014/chartex" xmlns:cx1="http://schemas.microsoft.com/office/drawing/2015/9/8/chartex" xmlns:cx2="http://schemas.microsoft.com/office/drawing/2015/10/21/chartex" xmlns:cx3="http://schemas.microsoft.com/office/drawing/2016/5/9/chartex" xmlns:cx4="http://schemas.microsoft.com/office/drawing/2016/5/10/chartex" xmlns:cx5="http://schemas.microsoft.com/office/drawing/2016/5/11/chartex" xmlns:cx6="http://schemas.microsoft.com/office/drawing/2016/5/12/chartex" xmlns:cx7="http://schemas.microsoft.com/office/drawing/2016/5/13/chartex" xmlns:cx8="http://schemas.microsoft.com/office/drawing/2016/5/14/chartex" xmlns:mc="http://schemas.openxmlformats.org/markup-compatibility/2006" xmlns:aink="http://schemas.microsoft.com/office/drawing/2016/ink" xmlns:am3d="http://schemas.microsoft.com/office/drawing/2017/model3d" xmlns:o="urn:schemas-microsoft-com:office:office" xmlns:r="http://schemas.openxmlformats.org/officeDocument/2006/relationships" xmlns:m="http://schemas.openxmlformats.org/officeDocument/2006/math" xmlns:v="urn:schemas-microsoft-com:vml" xmlns:wp14="http://schemas.microsoft.com/office/word/2010/wordprocessingDrawing" xmlns:wp="http://schemas.openxmlformats.org/drawingml/2006/wordprocessingDrawing" xmlns:w10="urn:schemas-microsoft-com:office:word" xmlns:w="http://schemas.openxmlformats.org/wordprocessingml/2006/main" xmlns:w14="http://schemas.microsoft.com/office/word/2010/wordml" xmlns:w15="http://schemas.microsoft.com/office/word/2012/wordml" xmlns:w16cex="http://schemas.microsoft.com/office/word/2018/wordml/cex" xmlns:w16cid="http://schemas.microsoft.com/office/word/2016/wordml/cid" xmlns:w16="http://schemas.microsoft.com/office/word/2018/wordml" xmlns:w16sdtdh="http://schemas.microsoft.com/office/word/2020/wordml/sdtdatahash" xmlns:w16se="http://schemas.microsoft.com/office/word/2015/wordml/symex" xmlns:wpg="http://schemas.microsoft.com/office/word/2010/wordprocessingGroup" xmlns:wpi="http://schemas.microsoft.com/office/word/2010/wordprocessingInk" xmlns:wne="http://schemas.microsoft.com/office/word/2006/wordml" xmlns:wps="http://schemas.microsoft.com/office/word/2010/wordprocessingShape" mc:Ignorable="w14 w15 w16se w16cid w16 w16cex w16sdtdh wp14">
+  <w:footnote w:type="separator" w:id="-1">
+    <w:p>
+      <w:pPr>
+        <w:spacing w:after="0" w:line="240" w:lineRule="auto"/>
+      </w:pPr>
+      <w:r>
+        <w:separator/>
+      </w:r>
+    </w:p>
+  </w:footnote>
+  <w:footnote w:type="continuationSeparator" w:id="0">
+    <w:p>
+      <w:pPr>
+        <w:spacing w:after="0" w:line="240" w:lineRule="auto"/>
+      </w:pPr>
+      <w:r>
+        <w:continuationSeparator/>
+      </w:r>
+    </w:p>
+  </w:footnote>
+</w:footnotes>
+</file>
+
+<file path=word/header1.xml><?xml version="1.0" encoding="utf-8"?>
+<w:hdr xmlns:wpc="http://schemas.microsoft.com/office/word/2010/wordprocessingCanvas" xmlns:cx="http://schemas.microsoft.com/office/drawing/2014/chartex" xmlns:cx1="http://schemas.microsoft.com/office/drawing/2015/9/8/chartex" xmlns:cx2="http://schemas.microsoft.com/office/drawing/2015/10/21/chartex" xmlns:cx3="http://schemas.microsoft.com/office/drawing/2016/5/9/chartex" xmlns:cx4="http://schemas.microsoft.com/office/drawing/2016/5/10/chartex" xmlns:cx5="http://schemas.microsoft.com/office/drawing/2016/5/11/chartex" xmlns:cx6="http://schemas.microsoft.com/office/drawing/2016/5/12/chartex" xmlns:cx7="http://schemas.microsoft.com/office/drawing/2016/5/13/chartex" xmlns:cx8="http://schemas.microsoft.com/office/drawing/2016/5/14/chartex" xmlns:mc="http://schemas.openxmlformats.org/markup-compatibility/2006" xmlns:aink="http://schemas.microsoft.com/office/drawing/2016/ink" xmlns:am3d="http://schemas.microsoft.com/office/drawing/2017/model3d" xmlns:o="urn:schemas-microsoft-com:office:office" xmlns:r="http://schemas.openxmlformats.org/officeDocument/2006/relationships" xmlns:m="http://schemas.openxmlformats.org/officeDocument/2006/math" xmlns:v="urn:schemas-microsoft-com:vml" xmlns:wp14="http://schemas.microsoft.com/office/word/2010/wordprocessingDrawing" xmlns:wp="http://schemas.openxmlformats.org/drawingml/2006/wordprocessingDrawing" xmlns:w10="urn:schemas-microsoft-com:office:word" xmlns:w="http://schemas.openxmlformats.org/wordprocessingml/2006/main" xmlns:w14="http://schemas.microsoft.com/office/word/2010/wordml" xmlns:w15="http://schemas.microsoft.com/office/word/2012/wordml" xmlns:w16cex="http://schemas.microsoft.com/office/word/2018/wordml/cex" xmlns:w16cid="http://schemas.microsoft.com/office/word/2016/wordml/cid" xmlns:w16="http://schemas.microsoft.com/office/word/2018/wordml" xmlns:w16sdtdh="http://schemas.microsoft.com/office/word/2020/wordml/sdtdatahash" xmlns:w16se="http://schemas.microsoft.com/office/word/2015/wordml/symex" xmlns:wpg="http://schemas.microsoft.com/office/word/2010/wordprocessingGroup" xmlns:wpi="http://schemas.microsoft.com/office/word/2010/wordprocessingInk" xmlns:wne="http://schemas.microsoft.com/office/word/2006/wordml" xmlns:wps="http://schemas.microsoft.com/office/word/2010/wordprocessingShape" mc:Ignorable="w14 w15 w16se w16cid w16 w16cex w16sdtdh wp14">
+  <w:p>
+    <w:pPr>
+      <w:pStyle w:val="Encabezado"/>
+      <w:jc w:val="center"/>
+    </w:pPr>
+    <w:r>
       <w:rPr>
-        <w:rFonts w:hint="default"/>
+        <w:noProof/>
       </w:rPr>
-    </w:lvl>
-    <w:lvl w:ilvl="2" w:tentative="1">
-      <w:start w:val="1"/>
-      <w:numFmt w:val="decimal"/>
-      <w:lvlText w:val="%3."/>
-      <w:lvlJc w:val="left"/>
-      <w:pPr>
-        <w:tabs>
-          <w:tab w:val="num" w:pos="2160"/>
-        </w:tabs>
-        <w:ind w:left="2160" w:hanging="360"/>
-      </w:pPr>
-    </w:lvl>
-    <w:lvl w:ilvl="3" w:tentative="1">
-      <w:start w:val="1"/>
-      <w:numFmt w:val="decimal"/>
-      <w:lvlText w:val="%4."/>
-      <w:lvlJc w:val="left"/>
-      <w:pPr>
-        <w:tabs>
-          <w:tab w:val="num" w:pos="2880"/>
-        </w:tabs>
-        <w:ind w:left="2880" w:hanging="360"/>
-      </w:pPr>
-    </w:lvl>
-    <w:lvl w:ilvl="4" w:tentative="1">
-      <w:start w:val="1"/>
-      <w:numFmt w:val="decimal"/>
-      <w:lvlText w:val="%5."/>
-      <w:lvlJc w:val="left"/>
-      <w:pPr>
-        <w:tabs>
-          <w:tab w:val="num" w:pos="3600"/>
-        </w:tabs>
-        <w:ind w:left="3600" w:hanging="360"/>
-      </w:pPr>
-    </w:lvl>
-    <w:lvl w:ilvl="5" w:tentative="1">
-      <w:start w:val="1"/>
-      <w:numFmt w:val="decimal"/>
-      <w:lvlText w:val="%6."/>
-      <w:lvlJc w:val="left"/>
-      <w:pPr>
-        <w:tabs>
-          <w:tab w:val="num" w:pos="4320"/>
-        </w:tabs>
-        <w:ind w:left="4320" w:hanging="360"/>
-      </w:pPr>
-    </w:lvl>
-    <w:lvl w:ilvl="6" w:tentative="1">
-      <w:start w:val="1"/>
-      <w:numFmt w:val="decimal"/>
-      <w:lvlText w:val="%7."/>
-      <w:lvlJc w:val="left"/>
-      <w:pPr>
-        <w:tabs>
-          <w:tab w:val="num" w:pos="5040"/>
-        </w:tabs>
-        <w:ind w:left="5040" w:hanging="360"/>
-      </w:pPr>
-    </w:lvl>
-    <w:lvl w:ilvl="7" w:tentative="1">
-      <w:start w:val="1"/>
-      <w:numFmt w:val="decimal"/>
-      <w:lvlText w:val="%8."/>
-      <w:lvlJc w:val="left"/>
-      <w:pPr>
-        <w:tabs>
-          <w:tab w:val="num" w:pos="5760"/>
-        </w:tabs>
-        <w:ind w:left="5760" w:hanging="360"/>
-      </w:pPr>
-    </w:lvl>
-    <w:lvl w:ilvl="8" w:tentative="1">
-      <w:start w:val="1"/>
-      <w:numFmt w:val="decimal"/>
-      <w:lvlText w:val="%9."/>
-      <w:lvlJc w:val="left"/>
-      <w:pPr>
-        <w:tabs>
-          <w:tab w:val="num" w:pos="6480"/>
-        </w:tabs>
-        <w:ind w:left="6480" w:hanging="360"/>
-      </w:pPr>
-    </w:lvl>
-  </w:abstractNum>
-  <w:num w:numId="1">
-    <w:abstractNumId w:val="0"/>
-  </w:num>
-</w:numbering>
+      <w:drawing>
+        <wp:inline distT="0" distB="0" distL="0" distR="0" wp14:anchorId="68E1BA87" wp14:editId="3F5CCCF2">
+          <wp:extent cx="1457325" cy="609600"/>
+          <wp:effectExtent l="0" t="0" r="9525" b="0"/>
+          <wp:docPr id="1" name="Imagen 1"/>
+          <wp:cNvGraphicFramePr>
+            <a:graphicFrameLocks xmlns:a="http://schemas.openxmlformats.org/drawingml/2006/main" noChangeAspect="1"/>
+          </wp:cNvGraphicFramePr>
+          <a:graphic xmlns:a="http://schemas.openxmlformats.org/drawingml/2006/main">
+            <a:graphicData uri="http://schemas.openxmlformats.org/drawingml/2006/picture">
+              <pic:pic xmlns:pic="http://schemas.openxmlformats.org/drawingml/2006/picture">
+                <pic:nvPicPr>
+                  <pic:cNvPr id="1" name=""/>
+                  <pic:cNvPicPr/>
+                </pic:nvPicPr>
+                <pic:blipFill rotWithShape="1">
+                  <a:blip r:embed="rId1"/>
+                  <a:srcRect l="37169" t="37734" r="36864" b="42946"/>
+                  <a:stretch/>
+                </pic:blipFill>
+                <pic:spPr bwMode="auto">
+                  <a:xfrm>
+                    <a:off x="0" y="0"/>
+                    <a:ext cx="1457325" cy="609600"/>
+                  </a:xfrm>
+                  <a:prstGeom prst="rect">
+                    <a:avLst/>
+                  </a:prstGeom>
+                  <a:ln>
+                    <a:noFill/>
+                  </a:ln>
+                  <a:extLst>
+                    <a:ext uri="{53640926-AAD7-44D8-BBD7-CCE9431645EC}">
+                      <a14:shadowObscured xmlns:a14="http://schemas.microsoft.com/office/drawing/2010/main"/>
+                    </a:ext>
+                  </a:extLst>
+                </pic:spPr>
+              </pic:pic>
+            </a:graphicData>
+          </a:graphic>
+        </wp:inline>
+      </w:drawing>
+    </w:r>
+  </w:p>
+</w:hdr>
 </file>
 
 <file path=word/styles.xml><?xml version="1.0" encoding="utf-8"?>
-<w:styles xmlns:mc="http://schemas.openxmlformats.org/markup-compatibility/2006" xmlns:r="http://schemas.openxmlformats.org/officeDocument/2006/relationships" xmlns:w="http://schemas.openxmlformats.org/wordprocessingml/2006/main" xmlns:w14="http://schemas.microsoft.com/office/word/2010/wordml" xmlns:w15="http://schemas.microsoft.com/office/word/2012/wordml" xmlns:w16se="http://schemas.microsoft.com/office/word/2015/wordml/symex" mc:Ignorable="w14 w15 w16se">
+<w:styles xmlns:mc="http://schemas.openxmlformats.org/markup-compatibility/2006" xmlns:r="http://schemas.openxmlformats.org/officeDocument/2006/relationships" xmlns:w="http://schemas.openxmlformats.org/wordprocessingml/2006/main" xmlns:w14="http://schemas.microsoft.com/office/word/2010/wordml" xmlns:w15="http://schemas.microsoft.com/office/word/2012/wordml" xmlns:w16cex="http://schemas.microsoft.com/office/word/2018/wordml/cex" xmlns:w16cid="http://schemas.microsoft.com/office/word/2016/wordml/cid" xmlns:w16="http://schemas.microsoft.com/office/word/2018/wordml" xmlns:w16sdtdh="http://schemas.microsoft.com/office/word/2020/wordml/sdtdatahash" xmlns:w16se="http://schemas.microsoft.com/office/word/2015/wordml/symex" mc:Ignorable="w14 w15 w16se w16cid w16 w16cex w16sdtdh">
   <w:docDefaults>
     <w:rPrDefault>
       <w:rPr>
@@ -368,7 +1211,7 @@
       </w:pPr>
     </w:pPrDefault>
   </w:docDefaults>
-  <w:latentStyles w:defLockedState="0" w:defUIPriority="99" w:defSemiHidden="0" w:defUnhideWhenUsed="0" w:defQFormat="0" w:count="371">
+  <w:latentStyles w:defLockedState="0" w:defUIPriority="99" w:defSemiHidden="0" w:defUnhideWhenUsed="0" w:defQFormat="0" w:count="376">
     <w:lsdException w:name="Normal" w:uiPriority="0" w:qFormat="1"/>
     <w:lsdException w:name="heading 1" w:uiPriority="9" w:qFormat="1"/>
     <w:lsdException w:name="heading 2" w:semiHidden="1" w:uiPriority="9" w:unhideWhenUsed="1" w:qFormat="1"/>
@@ -740,10 +1583,59 @@
     <w:lsdException w:name="List Table 5 Dark Accent 6" w:uiPriority="50"/>
     <w:lsdException w:name="List Table 6 Colorful Accent 6" w:uiPriority="51"/>
     <w:lsdException w:name="List Table 7 Colorful Accent 6" w:uiPriority="52"/>
+    <w:lsdException w:name="Mention" w:semiHidden="1" w:unhideWhenUsed="1"/>
+    <w:lsdException w:name="Smart Hyperlink" w:semiHidden="1" w:unhideWhenUsed="1"/>
+    <w:lsdException w:name="Hashtag" w:semiHidden="1" w:unhideWhenUsed="1"/>
+    <w:lsdException w:name="Unresolved Mention" w:semiHidden="1" w:unhideWhenUsed="1"/>
+    <w:lsdException w:name="Smart Link" w:semiHidden="1" w:unhideWhenUsed="1"/>
   </w:latentStyles>
   <w:style w:type="paragraph" w:default="1" w:styleId="Normal">
     <w:name w:val="Normal"/>
     <w:qFormat/>
+  </w:style>
+  <w:style w:type="paragraph" w:styleId="Ttulo1">
+    <w:name w:val="heading 1"/>
+    <w:basedOn w:val="Normal"/>
+    <w:link w:val="Ttulo1Car"/>
+    <w:uiPriority w:val="9"/>
+    <w:qFormat/>
+    <w:rsid w:val="002D5F01"/>
+    <w:pPr>
+      <w:spacing w:before="100" w:beforeAutospacing="1" w:after="100" w:afterAutospacing="1" w:line="240" w:lineRule="auto"/>
+      <w:outlineLvl w:val="0"/>
+    </w:pPr>
+    <w:rPr>
+      <w:rFonts w:ascii="Times New Roman" w:eastAsia="Times New Roman" w:hAnsi="Times New Roman" w:cs="Times New Roman"/>
+      <w:b/>
+      <w:bCs/>
+      <w:kern w:val="36"/>
+      <w:sz w:val="48"/>
+      <w:szCs w:val="48"/>
+      <w:lang w:eastAsia="es-CO"/>
+    </w:rPr>
+  </w:style>
+  <w:style w:type="paragraph" w:styleId="Ttulo2">
+    <w:name w:val="heading 2"/>
+    <w:basedOn w:val="Normal"/>
+    <w:next w:val="Normal"/>
+    <w:link w:val="Ttulo2Car"/>
+    <w:uiPriority w:val="9"/>
+    <w:semiHidden/>
+    <w:unhideWhenUsed/>
+    <w:qFormat/>
+    <w:rsid w:val="002D5F01"/>
+    <w:pPr>
+      <w:keepNext/>
+      <w:keepLines/>
+      <w:spacing w:before="40" w:after="0"/>
+      <w:outlineLvl w:val="1"/>
+    </w:pPr>
+    <w:rPr>
+      <w:rFonts w:asciiTheme="majorHAnsi" w:eastAsiaTheme="majorEastAsia" w:hAnsiTheme="majorHAnsi" w:cstheme="majorBidi"/>
+      <w:color w:val="2F5496" w:themeColor="accent1" w:themeShade="BF"/>
+      <w:sz w:val="26"/>
+      <w:szCs w:val="26"/>
+    </w:rPr>
   </w:style>
   <w:style w:type="character" w:default="1" w:styleId="Fuentedeprrafopredeter">
     <w:name w:val="Default Paragraph Font"/>
@@ -772,26 +1664,106 @@
     <w:semiHidden/>
     <w:unhideWhenUsed/>
   </w:style>
-  <w:style w:type="paragraph" w:styleId="Prrafodelista">
-    <w:name w:val="List Paragraph"/>
+  <w:style w:type="paragraph" w:styleId="Encabezado">
+    <w:name w:val="header"/>
     <w:basedOn w:val="Normal"/>
-    <w:uiPriority w:val="34"/>
-    <w:qFormat/>
-    <w:rsid w:val="003A2217"/>
+    <w:link w:val="EncabezadoCar"/>
+    <w:uiPriority w:val="99"/>
+    <w:unhideWhenUsed/>
+    <w:rsid w:val="002D5F01"/>
     <w:pPr>
-      <w:ind w:left="720"/>
-      <w:contextualSpacing/>
+      <w:tabs>
+        <w:tab w:val="center" w:pos="4419"/>
+        <w:tab w:val="right" w:pos="8838"/>
+      </w:tabs>
+      <w:spacing w:after="0" w:line="240" w:lineRule="auto"/>
     </w:pPr>
+  </w:style>
+  <w:style w:type="character" w:customStyle="1" w:styleId="EncabezadoCar">
+    <w:name w:val="Encabezado Car"/>
+    <w:basedOn w:val="Fuentedeprrafopredeter"/>
+    <w:link w:val="Encabezado"/>
+    <w:uiPriority w:val="99"/>
+    <w:rsid w:val="002D5F01"/>
+  </w:style>
+  <w:style w:type="paragraph" w:styleId="Piedepgina">
+    <w:name w:val="footer"/>
+    <w:basedOn w:val="Normal"/>
+    <w:link w:val="PiedepginaCar"/>
+    <w:uiPriority w:val="99"/>
+    <w:unhideWhenUsed/>
+    <w:rsid w:val="002D5F01"/>
+    <w:pPr>
+      <w:tabs>
+        <w:tab w:val="center" w:pos="4419"/>
+        <w:tab w:val="right" w:pos="8838"/>
+      </w:tabs>
+      <w:spacing w:after="0" w:line="240" w:lineRule="auto"/>
+    </w:pPr>
+  </w:style>
+  <w:style w:type="character" w:customStyle="1" w:styleId="PiedepginaCar">
+    <w:name w:val="Pie de página Car"/>
+    <w:basedOn w:val="Fuentedeprrafopredeter"/>
+    <w:link w:val="Piedepgina"/>
+    <w:uiPriority w:val="99"/>
+    <w:rsid w:val="002D5F01"/>
+  </w:style>
+  <w:style w:type="character" w:customStyle="1" w:styleId="Ttulo1Car">
+    <w:name w:val="Título 1 Car"/>
+    <w:basedOn w:val="Fuentedeprrafopredeter"/>
+    <w:link w:val="Ttulo1"/>
+    <w:uiPriority w:val="9"/>
+    <w:rsid w:val="002D5F01"/>
+    <w:rPr>
+      <w:rFonts w:ascii="Times New Roman" w:eastAsia="Times New Roman" w:hAnsi="Times New Roman" w:cs="Times New Roman"/>
+      <w:b/>
+      <w:bCs/>
+      <w:kern w:val="36"/>
+      <w:sz w:val="48"/>
+      <w:szCs w:val="48"/>
+      <w:lang w:eastAsia="es-CO"/>
+    </w:rPr>
+  </w:style>
+  <w:style w:type="character" w:customStyle="1" w:styleId="Ttulo2Car">
+    <w:name w:val="Título 2 Car"/>
+    <w:basedOn w:val="Fuentedeprrafopredeter"/>
+    <w:link w:val="Ttulo2"/>
+    <w:uiPriority w:val="9"/>
+    <w:semiHidden/>
+    <w:rsid w:val="002D5F01"/>
+    <w:rPr>
+      <w:rFonts w:asciiTheme="majorHAnsi" w:eastAsiaTheme="majorEastAsia" w:hAnsiTheme="majorHAnsi" w:cstheme="majorBidi"/>
+      <w:color w:val="2F5496" w:themeColor="accent1" w:themeShade="BF"/>
+      <w:sz w:val="26"/>
+      <w:szCs w:val="26"/>
+    </w:rPr>
+  </w:style>
+  <w:style w:type="character" w:customStyle="1" w:styleId="activitytitle">
+    <w:name w:val="activitytitle"/>
+    <w:basedOn w:val="Fuentedeprrafopredeter"/>
+    <w:rsid w:val="002D5F01"/>
   </w:style>
   <w:style w:type="character" w:styleId="Hipervnculo">
     <w:name w:val="Hyperlink"/>
     <w:basedOn w:val="Fuentedeprrafopredeter"/>
     <w:uiPriority w:val="99"/>
     <w:unhideWhenUsed/>
-    <w:rsid w:val="003A2217"/>
+    <w:rsid w:val="002D5F01"/>
     <w:rPr>
       <w:color w:val="0563C1" w:themeColor="hyperlink"/>
       <w:u w:val="single"/>
+    </w:rPr>
+  </w:style>
+  <w:style w:type="character" w:styleId="Mencinsinresolver">
+    <w:name w:val="Unresolved Mention"/>
+    <w:basedOn w:val="Fuentedeprrafopredeter"/>
+    <w:uiPriority w:val="99"/>
+    <w:semiHidden/>
+    <w:unhideWhenUsed/>
+    <w:rsid w:val="002D5F01"/>
+    <w:rPr>
+      <w:color w:val="605E5C"/>
+      <w:shd w:val="clear" w:color="auto" w:fill="E1DFDD"/>
     </w:rPr>
   </w:style>
 </w:styles>
@@ -814,7 +1786,7 @@
         <a:srgbClr val="E7E6E6"/>
       </a:lt2>
       <a:accent1>
-        <a:srgbClr val="5B9BD5"/>
+        <a:srgbClr val="4472C4"/>
       </a:accent1>
       <a:accent2>
         <a:srgbClr val="ED7D31"/>
@@ -826,7 +1798,7 @@
         <a:srgbClr val="FFC000"/>
       </a:accent4>
       <a:accent5>
-        <a:srgbClr val="4472C4"/>
+        <a:srgbClr val="5B9BD5"/>
       </a:accent5>
       <a:accent6>
         <a:srgbClr val="70AD47"/>
@@ -873,6 +1845,23 @@
         <a:font script="Viet" typeface="Times New Roman"/>
         <a:font script="Uigh" typeface="Microsoft Uighur"/>
         <a:font script="Geor" typeface="Sylfaen"/>
+        <a:font script="Armn" typeface="Arial"/>
+        <a:font script="Bugi" typeface="Leelawadee UI"/>
+        <a:font script="Bopo" typeface="Microsoft JhengHei"/>
+        <a:font script="Java" typeface="Javanese Text"/>
+        <a:font script="Lisu" typeface="Segoe UI"/>
+        <a:font script="Mymr" typeface="Myanmar Text"/>
+        <a:font script="Nkoo" typeface="Ebrima"/>
+        <a:font script="Olck" typeface="Nirmala UI"/>
+        <a:font script="Osma" typeface="Ebrima"/>
+        <a:font script="Phag" typeface="Phagspa"/>
+        <a:font script="Syrn" typeface="Estrangelo Edessa"/>
+        <a:font script="Syrj" typeface="Estrangelo Edessa"/>
+        <a:font script="Syre" typeface="Estrangelo Edessa"/>
+        <a:font script="Sora" typeface="Nirmala UI"/>
+        <a:font script="Tale" typeface="Microsoft Tai Le"/>
+        <a:font script="Talu" typeface="Microsoft New Tai Lue"/>
+        <a:font script="Tfng" typeface="Ebrima"/>
       </a:majorFont>
       <a:minorFont>
         <a:latin typeface="Calibri" panose="020F0502020204030204"/>
@@ -908,6 +1897,23 @@
         <a:font script="Viet" typeface="Arial"/>
         <a:font script="Uigh" typeface="Microsoft Uighur"/>
         <a:font script="Geor" typeface="Sylfaen"/>
+        <a:font script="Armn" typeface="Arial"/>
+        <a:font script="Bugi" typeface="Leelawadee UI"/>
+        <a:font script="Bopo" typeface="Microsoft JhengHei"/>
+        <a:font script="Java" typeface="Javanese Text"/>
+        <a:font script="Lisu" typeface="Segoe UI"/>
+        <a:font script="Mymr" typeface="Myanmar Text"/>
+        <a:font script="Nkoo" typeface="Ebrima"/>
+        <a:font script="Olck" typeface="Nirmala UI"/>
+        <a:font script="Osma" typeface="Ebrima"/>
+        <a:font script="Phag" typeface="Phagspa"/>
+        <a:font script="Syrn" typeface="Estrangelo Edessa"/>
+        <a:font script="Syrj" typeface="Estrangelo Edessa"/>
+        <a:font script="Syre" typeface="Estrangelo Edessa"/>
+        <a:font script="Sora" typeface="Nirmala UI"/>
+        <a:font script="Tale" typeface="Microsoft Tai Le"/>
+        <a:font script="Talu" typeface="Microsoft New Tai Lue"/>
+        <a:font script="Tfng" typeface="Ebrima"/>
       </a:minorFont>
     </a:fontScheme>
     <a:fmtScheme name="Office">
